--- a/downloads/teacher/05 Materials/Unit 02/Slides/Slides 02.11 - Credit vs Debit and What Interest Costs.docx
+++ b/downloads/teacher/05 Materials/Unit 02/Slides/Slides 02.11 - Credit vs Debit and What Interest Costs.docx
@@ -17,7 +17,7 @@
         <w:pStyle w:val="FirstParagraph"/>
       </w:pPr>
       <w:r>
-        <w:t xml:space="preserve">Lesson 2.11, one day, 12 slides. Rates marked [update].</w:t>
+        <w:t xml:space="preserve">Lesson 2.11, one day, 12 slides. Rates to be refreshed before teaching.</w:t>
       </w:r>
     </w:p>
     <w:p>
@@ -402,9 +402,9 @@
       <w:pPr>
         <w:pStyle w:val="Heading2"/>
       </w:pPr>
-      <w:bookmarkStart w:id="27" w:name="slide-7-three-rates-you-will-meet-update"/>
-      <w:r>
-        <w:t xml:space="preserve">Slide 7: Three rates you will meet [update]</w:t>
+      <w:bookmarkStart w:id="27" w:name="slide-7-three-rates-you-will-meet"/>
+      <w:r>
+        <w:t xml:space="preserve">Slide 7: Three rates you will meet</w:t>
       </w:r>
       <w:bookmarkEnd w:id="27"/>
     </w:p>
